--- a/OUTPUT/Urbani_DPI_Implementation_Plan.docx
+++ b/OUTPUT/Urbani_DPI_Implementation_Plan.docx
@@ -57,7 +57,7 @@
           <w:sz w:val="22"/>
           <w:szCs w:val="22"/>
         </w:rPr>
-        <w:t xml:space="preserve">This plan records the delivered implementation and the remaining path to full AWS enablement. The scope has been refined since the original DPI plan: the visualization layer is a custom web dashboard (not Grafana/CloudWatch dashboards) and now includes an AI log chatbot; real Urbani logs are already integrated.</w:t>
+        <w:t xml:space="preserve">This plan sets out the proposed implementation and the path to full AWS enablement. The scope has been refined since the original DPI plan: the visualization layer is proposed as a custom web dashboard (not Grafana/CloudWatch dashboards) and includes an AI log chatbot; Urbani logs would be integrated via an API Gateway endpoint.</w:t>
       </w:r>
     </w:p>
     <w:p>
@@ -66,7 +66,7 @@
         <w:spacing w:after="120" w:before="240"/>
       </w:pPr>
       <w:r>
-        <w:t xml:space="preserve">2. Definition of Done — Status</w:t>
+        <w:t xml:space="preserve">2. Definition of Done — Acceptance Criteria</w:t>
       </w:r>
     </w:p>
     <w:tbl>
@@ -116,7 +116,7 @@
                 <w:sz w:val="18"/>
                 <w:szCs w:val="18"/>
               </w:rPr>
-              <w:t xml:space="preserve">Status</w:t>
+              <w:t xml:space="preserve">Target</w:t>
             </w:r>
           </w:p>
         </w:tc>
@@ -152,7 +152,7 @@
                 <w:sz w:val="18"/>
                 <w:szCs w:val="18"/>
               </w:rPr>
-              <w:t xml:space="preserve">LIVE for logs (API Gateway); metrics pending endpoint</w:t>
+              <w:t xml:space="preserve">Logs via API Gateway; metrics once an endpoint is provided</w:t>
             </w:r>
           </w:p>
         </w:tc>
@@ -188,7 +188,7 @@
                 <w:sz w:val="18"/>
                 <w:szCs w:val="18"/>
               </w:rPr>
-              <w:t xml:space="preserve">Implemented via AIProvider (mock now, Bedrock-ready)</w:t>
+              <w:t xml:space="preserve">Via AIProvider contract (mock in dev, Bedrock on enablement)</w:t>
             </w:r>
           </w:p>
         </w:tc>
@@ -224,7 +224,7 @@
                 <w:sz w:val="18"/>
                 <w:szCs w:val="18"/>
               </w:rPr>
-              <w:t xml:space="preserve">Modeled in CDK + app repository (mock store in dev)</w:t>
+              <w:t xml:space="preserve">Modeled in CDK + app repository</w:t>
             </w:r>
           </w:p>
         </w:tc>
@@ -260,7 +260,7 @@
                 <w:sz w:val="18"/>
                 <w:szCs w:val="18"/>
               </w:rPr>
-              <w:t xml:space="preserve">DONE — custom web dashboard</w:t>
+              <w:t xml:space="preserve">Custom web dashboard</w:t>
             </w:r>
           </w:p>
         </w:tc>
@@ -296,7 +296,7 @@
                 <w:sz w:val="18"/>
                 <w:szCs w:val="18"/>
               </w:rPr>
-              <w:t xml:space="preserve">DONE — grounded, advisory</w:t>
+              <w:t xml:space="preserve">Grounded, advisory-only</w:t>
             </w:r>
           </w:p>
         </w:tc>
@@ -326,7 +326,7 @@
           <w:sz w:val="22"/>
           <w:szCs w:val="22"/>
         </w:rPr>
-        <w:t xml:space="preserve">WS1 — Custom Web Dashboard (React + Node, containerized, light UI, brand #D1990A). DONE.</w:t>
+        <w:t xml:space="preserve">WS1 — Custom Web Dashboard (React + Node, containerized, light UI, brand #D1990A).</w:t>
       </w:r>
     </w:p>
     <w:p>
@@ -344,7 +344,7 @@
           <w:sz w:val="22"/>
           <w:szCs w:val="22"/>
         </w:rPr>
-        <w:t xml:space="preserve">WS2 — AI Log Chatbot (AIProvider.askLogs, /api/chat, chat UI). DONE.</w:t>
+        <w:t xml:space="preserve">WS2 — AI Log Chatbot (AIProvider.askLogs, /api/chat, chat UI).</w:t>
       </w:r>
     </w:p>
     <w:p>
@@ -362,7 +362,7 @@
           <w:sz w:val="22"/>
           <w:szCs w:val="22"/>
         </w:rPr>
-        <w:t xml:space="preserve">WS3 — Telemetry Ingestion (live logs via API Gateway; adapter boundary). DONE for logs.</w:t>
+        <w:t xml:space="preserve">WS3 — Telemetry Ingestion (logs via API Gateway; adapter boundary).</w:t>
       </w:r>
     </w:p>
     <w:p>
@@ -380,7 +380,7 @@
           <w:sz w:val="22"/>
           <w:szCs w:val="22"/>
         </w:rPr>
-        <w:t xml:space="preserve">WS4 — AI Analysis Engine (Bedrock + Guardrails, config-driven). READY for enablement.</w:t>
+        <w:t xml:space="preserve">WS4 — AI Analysis Engine (Bedrock + Guardrails, config-driven) — on enablement.</w:t>
       </w:r>
     </w:p>
     <w:p>
@@ -398,7 +398,7 @@
           <w:sz w:val="22"/>
           <w:szCs w:val="22"/>
         </w:rPr>
-        <w:t xml:space="preserve">WS5 — Persistence (DynamoDB UrbaniAlerts) via CDK. Synth-validated.</w:t>
+        <w:t xml:space="preserve">WS5 — Persistence (DynamoDB UrbaniAlerts) via CDK.</w:t>
       </w:r>
     </w:p>
     <w:p>
@@ -416,7 +416,7 @@
           <w:sz w:val="22"/>
           <w:szCs w:val="22"/>
         </w:rPr>
-        <w:t xml:space="preserve">WS6 — Infrastructure as Code (AWS CDK, TypeScript). Synth-validated, not deployed.</w:t>
+        <w:t xml:space="preserve">WS6 — Infrastructure as Code (AWS CDK, TypeScript) — deploy on AWS access.</w:t>
       </w:r>
     </w:p>
     <w:p>
@@ -434,7 +434,7 @@
           <w:sz w:val="22"/>
           <w:szCs w:val="22"/>
         </w:rPr>
-        <w:t xml:space="preserve">WS7 — Security &amp; Cost governance (IAM least-priv, KMS, CloudTrail, Budgets). Modeled in CDK.</w:t>
+        <w:t xml:space="preserve">WS7 — Security &amp; Cost governance (IAM least-priv, KMS, CloudTrail, Budgets).</w:t>
       </w:r>
     </w:p>
     <w:p>
@@ -443,7 +443,7 @@
         <w:spacing w:after="120" w:before="240"/>
       </w:pPr>
       <w:r>
-        <w:t xml:space="preserve">4. Task Backlog &amp; Status</w:t>
+        <w:t xml:space="preserve">4. Task Plan</w:t>
       </w:r>
     </w:p>
     <w:tbl>
@@ -511,7 +511,7 @@
                 <w:sz w:val="18"/>
                 <w:szCs w:val="18"/>
               </w:rPr>
-              <w:t xml:space="preserve">Status</w:t>
+              <w:t xml:space="preserve">Depends on</w:t>
             </w:r>
           </w:p>
         </w:tc>
@@ -564,7 +564,7 @@
                 <w:sz w:val="18"/>
                 <w:szCs w:val="18"/>
               </w:rPr>
-              <w:t xml:space="preserve">DONE</w:t>
+              <w:t xml:space="preserve">—</w:t>
             </w:r>
           </w:p>
         </w:tc>
@@ -617,7 +617,7 @@
                 <w:sz w:val="18"/>
                 <w:szCs w:val="18"/>
               </w:rPr>
-              <w:t xml:space="preserve">DONE</w:t>
+              <w:t xml:space="preserve">T01</w:t>
             </w:r>
           </w:p>
         </w:tc>
@@ -653,24 +653,24 @@
                 <w:sz w:val="18"/>
                 <w:szCs w:val="18"/>
               </w:rPr>
-              <w:t xml:space="preserve">Live logs API integration (LIVE provenance)</w:t>
-            </w:r>
-          </w:p>
-        </w:tc>
-        <w:tc>
-          <w:tcPr>
-            <w:shd w:fill="FFFFFF" w:val="clear"/>
-          </w:tcPr>
-          <w:p>
-            <w:r>
-              <w:rPr>
-                <w:b w:val="false"/>
-                <w:bCs w:val="false"/>
-                <w:color w:val="172033"/>
-                <w:sz w:val="18"/>
-                <w:szCs w:val="18"/>
-              </w:rPr>
-              <w:t xml:space="preserve">DONE</w:t>
+              <w:t xml:space="preserve">Live logs API integration (data-provenance labels)</w:t>
+            </w:r>
+          </w:p>
+        </w:tc>
+        <w:tc>
+          <w:tcPr>
+            <w:shd w:fill="FFFFFF" w:val="clear"/>
+          </w:tcPr>
+          <w:p>
+            <w:r>
+              <w:rPr>
+                <w:b w:val="false"/>
+                <w:bCs w:val="false"/>
+                <w:color w:val="172033"/>
+                <w:sz w:val="18"/>
+                <w:szCs w:val="18"/>
+              </w:rPr>
+              <w:t xml:space="preserve">T01</w:t>
             </w:r>
           </w:p>
         </w:tc>
@@ -723,7 +723,7 @@
                 <w:sz w:val="18"/>
                 <w:szCs w:val="18"/>
               </w:rPr>
-              <w:t xml:space="preserve">DONE</w:t>
+              <w:t xml:space="preserve">T01, T03</w:t>
             </w:r>
           </w:p>
         </w:tc>
@@ -759,24 +759,24 @@
                 <w:sz w:val="18"/>
                 <w:szCs w:val="18"/>
               </w:rPr>
-              <w:t xml:space="preserve">AWS CDK infrastructure scaffold (synth-ready)</w:t>
-            </w:r>
-          </w:p>
-        </w:tc>
-        <w:tc>
-          <w:tcPr>
-            <w:shd w:fill="FFFFFF" w:val="clear"/>
-          </w:tcPr>
-          <w:p>
-            <w:r>
-              <w:rPr>
-                <w:b w:val="false"/>
-                <w:bCs w:val="false"/>
-                <w:color w:val="172033"/>
-                <w:sz w:val="18"/>
-                <w:szCs w:val="18"/>
-              </w:rPr>
-              <w:t xml:space="preserve">DONE</w:t>
+              <w:t xml:space="preserve">AWS CDK infrastructure stack</w:t>
+            </w:r>
+          </w:p>
+        </w:tc>
+        <w:tc>
+          <w:tcPr>
+            <w:shd w:fill="FFFFFF" w:val="clear"/>
+          </w:tcPr>
+          <w:p>
+            <w:r>
+              <w:rPr>
+                <w:b w:val="false"/>
+                <w:bCs w:val="false"/>
+                <w:color w:val="172033"/>
+                <w:sz w:val="18"/>
+                <w:szCs w:val="18"/>
+              </w:rPr>
+              <w:t xml:space="preserve">—</w:t>
             </w:r>
           </w:p>
         </w:tc>
@@ -829,7 +829,7 @@
                 <w:sz w:val="18"/>
                 <w:szCs w:val="18"/>
               </w:rPr>
-              <w:t xml:space="preserve">WAITING — AWS access</w:t>
+              <w:t xml:space="preserve">AWS access</w:t>
             </w:r>
           </w:p>
         </w:tc>
@@ -882,7 +882,7 @@
                 <w:sz w:val="18"/>
                 <w:szCs w:val="18"/>
               </w:rPr>
-              <w:t xml:space="preserve">WAITING — client</w:t>
+              <w:t xml:space="preserve">Client</w:t>
             </w:r>
           </w:p>
         </w:tc>
@@ -935,7 +935,7 @@
                 <w:sz w:val="18"/>
                 <w:szCs w:val="18"/>
               </w:rPr>
-              <w:t xml:space="preserve">WAITING — AWS access</w:t>
+              <w:t xml:space="preserve">T05, AWS access</w:t>
             </w:r>
           </w:p>
         </w:tc>
@@ -988,7 +988,7 @@
                 <w:sz w:val="18"/>
                 <w:szCs w:val="18"/>
               </w:rPr>
-              <w:t xml:space="preserve">WAITING — log activity/history</w:t>
+              <w:t xml:space="preserve">T06, T08, log activity</w:t>
             </w:r>
           </w:p>
         </w:tc>
@@ -1017,7 +1017,7 @@
           <w:sz w:val="22"/>
           <w:szCs w:val="22"/>
         </w:rPr>
-        <w:t xml:space="preserve">1) An engineer opens the custom dashboard and reviews KPIs, alerts, and the live log stream. 2) They open the AI Log Assistant and ask “are there any errors right now?”. 3) The assistant answers from the current log window, citing specific log lines, and suggests what to investigate — advisory only. 4) When Bedrock is enabled, the same flow is answered by Claude 3.5 Sonnet v2 with no UI change.</w:t>
+        <w:t xml:space="preserve">1) An engineer opens the custom dashboard and reviews KPIs, alerts, and the live log stream. 2) They open the AI Log Assistant and ask “are there any errors right now?”. 3) The assistant answers from the current log window, citing specific log lines, and suggests what to investigate — advisory only. 4) Once Bedrock is enabled, the same flow would be answered by Claude 3.5 Sonnet v2 with no UI change.</w:t>
       </w:r>
     </w:p>
     <w:p>
@@ -1044,7 +1044,7 @@
           <w:sz w:val="22"/>
           <w:szCs w:val="22"/>
         </w:rPr>
-        <w:t xml:space="preserve">Provenance clarity — every value is labelled LIVE, MOCK, or WAITING.</w:t>
+        <w:t xml:space="preserve">Provenance clarity — every value would be clearly labelled as live, mock, or awaiting data.</w:t>
       </w:r>
     </w:p>
     <w:p>
@@ -1143,7 +1143,7 @@
           <w:sz w:val="22"/>
           <w:szCs w:val="22"/>
         </w:rPr>
-        <w:t xml:space="preserve">Provide metrics/services API endpoints (or history for logs) to expand LIVE coverage.</w:t>
+        <w:t xml:space="preserve">Provide metrics/services API endpoints (or history for logs) to expand live coverage.</w:t>
       </w:r>
     </w:p>
     <w:p>
